--- a/docs/cotizaciones/Cotizacion_R360_Revision_5.docx
+++ b/docs/cotizaciones/Cotizacion_R360_Revision_5.docx
@@ -7,7 +7,7 @@
         <w:pStyle w:val="Title"/>
       </w:pPr>
       <w:r>
-        <w:t>Control de Servicios R360</w:t>
+        <w:t>CRM Legal R360</w:t>
       </w:r>
     </w:p>
     <w:p>
@@ -35,7 +35,7 @@
     <w:p>
       <w:pPr/>
       <w:r>
-        <w:t>R360 contará con una plataforma digital propia para centralizar la administración de servicios, clientes, expedientes, responsables, documentos, actividades, seguimiento y control operativo. La solución será una aplicación web progresiva (PWA), instalable y accesible desde computadoras y dispositivos móviles, con arquitectura modular y multicliente: cada cuenta dispondrá de información segregada y configuraciones particulares sin modificar el núcleo común.</w:t>
+        <w:t>R360 contará con una plataforma digital propia denominada CRM Legal R360 para centralizar la administración de servicios, clientes, expedientes, responsables, documentos, actividades, seguimiento y control operativo. La solución será una aplicación web progresiva (PWA), instalable y accesible desde computadoras y dispositivos móviles, con arquitectura modular y multicliente: cada cuenta dispondrá de información segregada y configuraciones particulares sin modificar el núcleo común.</w:t>
       </w:r>
     </w:p>
     <w:p>
